--- a/docs/Physik-und-Berechnung-Windtrajektorien.docx
+++ b/docs/Physik-und-Berechnung-Windtrajektorien.docx
@@ -2333,7 +2333,7 @@
         <w:spacing w:after="120"/>
       </w:pPr>
       <w:r>
-        <w:t xml:space="preserve">Die Server-API kann zusätzlich ein Flugprofil verarbeiten: eine stückweise lineare Höhe über Grund h(t), angegeben als Stützstellen (Zeit, Höhe). Die Zielfläche ist dann zu jedem Zeitpunkt die vorgegebene AGL-Höhe. Eine optionale Mindestbodenfreiheit beendet die Rechnung, sobald sie unterschritten wird. Die Weboberfläche nutzt diese Funktion derzeit nicht.</w:t>
+        <w:t xml:space="preserve">Die Server-API kann zusätzlich ein Flugprofil verarbeiten: eine stückweise lineare Höhe über Grund h(t), angegeben als Stützstellen (Zeit, Höhe). Die Zielfläche ist dann zu jedem Zeitpunkt die vorgegebene AGL-Höhe. Eine optionale Mindestbodenfreiheit beendet die Rechnung, sobald sie unterschritten wird. Die Vorhersageseite nutzt diese Funktion nicht. Der Hindcast (Abschnitt 8.3) rechnet ein vorgegebenes Profil im Browser, dort allerdings als Höhe über NN aus dem GPS-Track.</w:t>
       </w:r>
     </w:p>
     <w:p>
@@ -4143,6 +4143,98 @@
       </w:pPr>
       <w:r>
         <w:t xml:space="preserve">In der Literatur werden für kinematische Trajektorien aus analysierten Windfeldern typische Positionsfehler in der Größenordnung von 10–20 % der zurückgelegten Strecke angegeben (Stohl 1998). Für Prognosefelder sind die Fehler mit zunehmender Vorlaufzeit entsprechend größer.</w:t>
+      </w:r>
+    </w:p>
+    <w:p>
+      <w:pPr>
+        <w:pStyle w:val="Heading2"/>
+      </w:pPr>
+      <w:r>
+        <w:t xml:space="preserve">8.3 Hindcast: Verifikation an gefahrenen Strecken</w:t>
+      </w:r>
+    </w:p>
+    <w:p>
+      <w:pPr>
+        <w:spacing w:after="120"/>
+      </w:pPr>
+      <w:r>
+        <w:t xml:space="preserve">Die Seite /diagnose/ prüft das Windfeld an einer tatsächlich gefahrenen Ballonfahrt. Weil ein Ballon horizontal mit dem Wind treibt, ist sein GPS-Track ein direkter Messwert der Advektion entlang des Weges. Gerechnet wird die reine Modellwind-Trajektorie mit derselben Startposition sowie denselben Zeiten und Höhen. Ihre Abweichung vom GPS-Track ist der über die Fahrt aufsummierte Modellwindfehler, ohne Korrektur.</w:t>
+      </w:r>
+    </w:p>
+    <w:p>
+      <w:pPr>
+        <w:pStyle w:val="ListParagraph"/>
+        <w:numPr>
+          <w:ilvl w:val="0"/>
+          <w:numId w:val="2"/>
+        </w:numPr>
+        <w:spacing w:after="60"/>
+      </w:pPr>
+      <w:r>
+        <w:rPr>
+          <w:b/>
+          <w:bCs/>
+        </w:rPr>
+        <w:t xml:space="preserve">Zielhöhe:</w:t>
+      </w:r>
+      <w:r>
+        <w:t xml:space="preserve"> z(t) ist die GPS-Höhe über NN, zwischen zwei Trackpunkten linear in der Zeit. Interpoliert wird wie in Kapitel 3 (konstante Höhe AMSL). Liegt z unter der bilinearen Modellorographie (Start und Landung im Tal, geglättetes Gelände), wird nicht abgebrochen wie in der Vorhersage, sondern das unterste Modelllevel verwendet. Der Anteil solcher Auswertungen wird je Modell ausgewiesen.</w:t>
+      </w:r>
+    </w:p>
+    <w:p>
+      <w:pPr>
+        <w:pStyle w:val="ListParagraph"/>
+        <w:numPr>
+          <w:ilvl w:val="0"/>
+          <w:numId w:val="2"/>
+        </w:numPr>
+        <w:spacing w:after="60"/>
+      </w:pPr>
+      <w:r>
+        <w:rPr>
+          <w:b/>
+          <w:bCs/>
+        </w:rPr>
+        <w:t xml:space="preserve">Integration:</w:t>
+      </w:r>
+      <w:r>
+        <w:t xml:space="preserve"> Petterssen-Schema wie in 5.1, die Schritte sind aber die Abstände der Trackpunkte (typisch 1–5 s). Lücken werden auf höchstens 30 s unterteilt, iteriert wird bis zur Konvergenz auf 0,1 m (höchstens 10 Iterationen). Der Diskretisierungsfehler liegt damit um Größenordnungen unter dem Windfehler. Diese Profilvariante gibt es nur in der Web-Implementierung (computeAlongProfile), nicht im Python-Modul.</w:t>
+      </w:r>
+    </w:p>
+    <w:p>
+      <w:pPr>
+        <w:pStyle w:val="ListParagraph"/>
+        <w:numPr>
+          <w:ilvl w:val="0"/>
+          <w:numId w:val="2"/>
+        </w:numPr>
+        <w:spacing w:after="60"/>
+      </w:pPr>
+      <w:r>
+        <w:rPr>
+          <w:b/>
+          <w:bCs/>
+        </w:rPr>
+        <w:t xml:space="preserve">Datenverfügbarkeit:</w:t>
+      </w:r>
+      <w:r>
+        <w:t xml:space="preserve"> Die Archivtiefe wird beim Laden der Seite je Modell live ermittelt: unterstes Level mit past_days = 92, erste Stunde mit Wert. Für vergangene Termine liefert der Server die jeweils jüngsten Läufe, also kurzfristige Vorhersagen nahe der Analyse.</w:t>
+      </w:r>
+    </w:p>
+    <w:p>
+      <w:pPr>
+        <w:spacing w:after="120"/>
+      </w:pPr>
+      <w:r>
+        <w:t xml:space="preserve">Kennzahlen je Modell: Ablage am Ende (absolut und relativ zur Start-Ende-Distanz), maximale und mittlere Ablage, mittlere Verlagerungsgeschwindigkeit. Dazu kommen Größen entlang des GPS-Tracks, mit dem Modellwind am tatsächlichen Ballonort statt an der Modellspur: RMS des Vektorfehlers |V_Modell − V_GPS|, der Betrags-Bias sowie der mittlere Betrag der Richtungsdifferenz (nur bei mehr als 1,5 m/s Fahrt). Die beobachtete Verlagerung wird über ±45 s geglättet. Sie ist Geschwindigkeit über Grund. Vertikale Scherung innerhalb der Ballonhülle und GPS-Rauschen gehen daher mit ein.</w:t>
+      </w:r>
+    </w:p>
+    <w:p>
+      <w:pPr>
+        <w:spacing w:after="120"/>
+      </w:pPr>
+      <w:r>
+        <w:t xml:space="preserve">Zur Einordnung: Die relative Endablage ist direkt mit dem in 8.2 genannten Literaturwert von 10–20 % der Strecke vergleichbar. Als Beispiel ergab eine 65-minütige Fahrt am 26.09.2026 (21 km) 8–12 %, je nach Modell.</w:t>
       </w:r>
     </w:p>
     <w:p>
